--- a/zigbee_ncp_host/Инструкция по мини_WS.docx
+++ b/zigbee_ncp_host/Инструкция по мини_WS.docx
@@ -3847,18 +3847,68 @@
           <w:color w:val="D8DEE9"/>
           <w:sz w:val="29"/>
           <w:szCs w:val="29"/>
+          <w:lang w:eastAsia="ru-RU"/>
+        </w:rPr>
+      </w:pPr>
+      <w:r>
+        <w:rPr>
+          <w:rFonts w:ascii="Arial" w:eastAsia="Times New Roman" w:hAnsi="Arial" w:cs="Arial"/>
+          <w:color w:val="D8DEE9"/>
+          <w:sz w:val="29"/>
+          <w:szCs w:val="29"/>
           <w:lang w:val="en-US" w:eastAsia="ru-RU"/>
         </w:rPr>
-      </w:pPr>
+        <w:t> </w:t>
+      </w:r>
       <w:r>
         <w:rPr>
           <w:rFonts w:ascii="Arial" w:eastAsia="Times New Roman" w:hAnsi="Arial" w:cs="Arial"/>
           <w:color w:val="D8DEE9"/>
           <w:sz w:val="29"/>
           <w:szCs w:val="29"/>
+          <w:lang w:eastAsia="ru-RU"/>
+        </w:rPr>
+        <w:t>Шаг</w:t>
+      </w:r>
+      <w:r>
+        <w:rPr>
+          <w:rFonts w:ascii="Arial" w:eastAsia="Times New Roman" w:hAnsi="Arial" w:cs="Arial"/>
+          <w:color w:val="D8DEE9"/>
+          <w:sz w:val="29"/>
+          <w:szCs w:val="29"/>
+          <w:lang w:eastAsia="ru-RU"/>
+        </w:rPr>
+        <w:t xml:space="preserve"> 2: </w:t>
+      </w:r>
+      <w:r>
+        <w:rPr>
+          <w:rFonts w:ascii="Arial" w:eastAsia="Times New Roman" w:hAnsi="Arial" w:cs="Arial"/>
+          <w:color w:val="D8DEE9"/>
+          <w:sz w:val="29"/>
+          <w:szCs w:val="29"/>
+          <w:lang w:eastAsia="ru-RU"/>
+        </w:rPr>
+        <w:t>Встроим</w:t>
+      </w:r>
+      <w:r>
+        <w:rPr>
+          <w:rFonts w:ascii="Arial" w:eastAsia="Times New Roman" w:hAnsi="Arial" w:cs="Arial"/>
+          <w:color w:val="D8DEE9"/>
+          <w:sz w:val="29"/>
+          <w:szCs w:val="29"/>
+          <w:lang w:eastAsia="ru-RU"/>
+        </w:rPr>
+        <w:t xml:space="preserve"> </w:t>
+      </w:r>
+      <w:r>
+        <w:rPr>
+          <w:rFonts w:ascii="Arial" w:eastAsia="Times New Roman" w:hAnsi="Arial" w:cs="Arial"/>
+          <w:color w:val="D8DEE9"/>
+          <w:sz w:val="29"/>
+          <w:szCs w:val="29"/>
           <w:lang w:val="en-US" w:eastAsia="ru-RU"/>
         </w:rPr>
-        <w:t> </w:t>
+        <w:t>UI</w:t>
       </w:r>
       <w:r>
         <w:rPr>
@@ -3868,7 +3918,7 @@
           <w:szCs w:val="29"/>
           <w:lang w:eastAsia="ru-RU"/>
         </w:rPr>
-        <w:t>Шаг</w:t>
+        <w:t xml:space="preserve"> </w:t>
       </w:r>
       <w:r>
         <w:rPr>
@@ -3876,9 +3926,29 @@
           <w:color w:val="D8DEE9"/>
           <w:sz w:val="29"/>
           <w:szCs w:val="29"/>
+          <w:lang w:eastAsia="ru-RU"/>
+        </w:rPr>
+        <w:t>в</w:t>
+      </w:r>
+      <w:r>
+        <w:rPr>
+          <w:rFonts w:ascii="Arial" w:eastAsia="Times New Roman" w:hAnsi="Arial" w:cs="Arial"/>
+          <w:color w:val="D8DEE9"/>
+          <w:sz w:val="29"/>
+          <w:szCs w:val="29"/>
+          <w:lang w:eastAsia="ru-RU"/>
+        </w:rPr>
+        <w:t xml:space="preserve"> </w:t>
+      </w:r>
+      <w:r>
+        <w:rPr>
+          <w:rFonts w:ascii="Arial" w:eastAsia="Times New Roman" w:hAnsi="Arial" w:cs="Arial"/>
+          <w:color w:val="D8DEE9"/>
+          <w:sz w:val="29"/>
+          <w:szCs w:val="29"/>
           <w:lang w:val="en-US" w:eastAsia="ru-RU"/>
         </w:rPr>
-        <w:t xml:space="preserve"> 2: </w:t>
+        <w:t>ESP</w:t>
       </w:r>
       <w:r>
         <w:rPr>
@@ -3888,7 +3958,7 @@
           <w:szCs w:val="29"/>
           <w:lang w:eastAsia="ru-RU"/>
         </w:rPr>
-        <w:t>Встроим</w:t>
+        <w:t>-</w:t>
       </w:r>
       <w:r>
         <w:rPr>
@@ -3898,27 +3968,7 @@
           <w:szCs w:val="29"/>
           <w:lang w:val="en-US" w:eastAsia="ru-RU"/>
         </w:rPr>
-        <w:t xml:space="preserve"> UI </w:t>
-      </w:r>
-      <w:r>
-        <w:rPr>
-          <w:rFonts w:ascii="Arial" w:eastAsia="Times New Roman" w:hAnsi="Arial" w:cs="Arial"/>
-          <w:color w:val="D8DEE9"/>
-          <w:sz w:val="29"/>
-          <w:szCs w:val="29"/>
-          <w:lang w:eastAsia="ru-RU"/>
-        </w:rPr>
-        <w:t>в</w:t>
-      </w:r>
-      <w:r>
-        <w:rPr>
-          <w:rFonts w:ascii="Arial" w:eastAsia="Times New Roman" w:hAnsi="Arial" w:cs="Arial"/>
-          <w:color w:val="D8DEE9"/>
-          <w:sz w:val="29"/>
-          <w:szCs w:val="29"/>
-          <w:lang w:val="en-US" w:eastAsia="ru-RU"/>
-        </w:rPr>
-        <w:t xml:space="preserve"> ESP-IDF</w:t>
+        <w:t>IDF</w:t>
       </w:r>
     </w:p>
     <w:p>
@@ -7036,6 +7086,7 @@
           <w:color w:val="D8DEE9"/>
           <w:sz w:val="29"/>
           <w:szCs w:val="29"/>
+          <w:lang w:val="en-US"/>
         </w:rPr>
       </w:pPr>
       <w:r>
@@ -7058,6 +7109,7 @@
           <w:color w:val="D8DEE9"/>
           <w:sz w:val="29"/>
           <w:szCs w:val="29"/>
+          <w:lang w:val="en-US"/>
         </w:rPr>
         <w:t>}</w:t>
       </w:r>
@@ -7074,16 +7126,18 @@
           <w:color w:val="D8DEE9"/>
           <w:sz w:val="29"/>
           <w:szCs w:val="29"/>
-        </w:rPr>
-      </w:pPr>
-      <w:r>
-        <w:rPr>
-          <w:rFonts w:ascii="Arial" w:hAnsi="Arial" w:cs="Arial"/>
-          <w:b w:val="0"/>
-          <w:bCs w:val="0"/>
-          <w:color w:val="D8DEE9"/>
-          <w:sz w:val="29"/>
-          <w:szCs w:val="29"/>
+          <w:lang w:val="en-US"/>
+        </w:rPr>
+      </w:pPr>
+      <w:r>
+        <w:rPr>
+          <w:rFonts w:ascii="Arial" w:hAnsi="Arial" w:cs="Arial"/>
+          <w:b w:val="0"/>
+          <w:bCs w:val="0"/>
+          <w:color w:val="D8DEE9"/>
+          <w:sz w:val="29"/>
+          <w:szCs w:val="29"/>
+          <w:lang w:val="en-US"/>
         </w:rPr>
         <w:t>}</w:t>
       </w:r>
@@ -7100,6 +7154,7 @@
           <w:color w:val="D8DEE9"/>
           <w:sz w:val="29"/>
           <w:szCs w:val="29"/>
+          <w:lang w:val="en-US"/>
         </w:rPr>
       </w:pPr>
     </w:p>
@@ -7115,16 +7170,18 @@
           <w:color w:val="D8DEE9"/>
           <w:sz w:val="29"/>
           <w:szCs w:val="29"/>
-        </w:rPr>
-      </w:pPr>
-      <w:r>
-        <w:rPr>
-          <w:rFonts w:ascii="Arial" w:hAnsi="Arial" w:cs="Arial"/>
-          <w:b w:val="0"/>
-          <w:bCs w:val="0"/>
-          <w:color w:val="D8DEE9"/>
-          <w:sz w:val="29"/>
-          <w:szCs w:val="29"/>
+          <w:lang w:val="en-US"/>
+        </w:rPr>
+      </w:pPr>
+      <w:r>
+        <w:rPr>
+          <w:rFonts w:ascii="Arial" w:hAnsi="Arial" w:cs="Arial"/>
+          <w:b w:val="0"/>
+          <w:bCs w:val="0"/>
+          <w:color w:val="D8DEE9"/>
+          <w:sz w:val="29"/>
+          <w:szCs w:val="29"/>
+          <w:lang w:val="en-US"/>
         </w:rPr>
         <w:t xml:space="preserve">// </w:t>
       </w:r>
@@ -7147,6 +7204,7 @@
           <w:color w:val="D8DEE9"/>
           <w:sz w:val="29"/>
           <w:szCs w:val="29"/>
+          <w:lang w:val="en-US"/>
         </w:rPr>
         <w:t xml:space="preserve"> </w:t>
       </w:r>
@@ -7169,6 +7227,7 @@
           <w:color w:val="D8DEE9"/>
           <w:sz w:val="29"/>
           <w:szCs w:val="29"/>
+          <w:lang w:val="en-US"/>
         </w:rPr>
         <w:t xml:space="preserve"> </w:t>
       </w:r>
@@ -7196,6 +7255,7 @@
           <w:color w:val="D8DEE9"/>
           <w:sz w:val="29"/>
           <w:szCs w:val="29"/>
+          <w:lang w:val="en-US"/>
         </w:rPr>
       </w:pPr>
       <w:proofErr w:type="spellStart"/>
@@ -7220,9 +7280,11 @@
           <w:color w:val="D8DEE9"/>
           <w:sz w:val="29"/>
           <w:szCs w:val="29"/>
+          <w:lang w:val="en-US"/>
         </w:rPr>
         <w:t xml:space="preserve">* </w:t>
       </w:r>
+      <w:proofErr w:type="spellStart"/>
       <w:r>
         <w:rPr>
           <w:rFonts w:ascii="Arial" w:hAnsi="Arial" w:cs="Arial"/>
@@ -7243,6 +7305,7 @@
           <w:color w:val="D8DEE9"/>
           <w:sz w:val="29"/>
           <w:szCs w:val="29"/>
+          <w:lang w:val="en-US"/>
         </w:rPr>
         <w:t>_</w:t>
       </w:r>
@@ -7266,10 +7329,10 @@
           <w:color w:val="D8DEE9"/>
           <w:sz w:val="29"/>
           <w:szCs w:val="29"/>
+          <w:lang w:val="en-US"/>
         </w:rPr>
         <w:t>_</w:t>
       </w:r>
-      <w:proofErr w:type="spellStart"/>
       <w:proofErr w:type="gramStart"/>
       <w:r>
         <w:rPr>
@@ -7292,6 +7355,7 @@
           <w:color w:val="D8DEE9"/>
           <w:sz w:val="29"/>
           <w:szCs w:val="29"/>
+          <w:lang w:val="en-US"/>
         </w:rPr>
         <w:t>(</w:t>
       </w:r>
@@ -7304,6 +7368,7 @@
           <w:color w:val="D8DEE9"/>
           <w:sz w:val="29"/>
           <w:szCs w:val="29"/>
+          <w:lang w:val="en-US"/>
         </w:rPr>
         <w:t>)</w:t>
       </w:r>
@@ -16642,7 +16707,6 @@
           <w:lang w:val="en-US" w:eastAsia="ru-RU"/>
         </w:rPr>
       </w:pPr>
-      <w:bookmarkStart w:id="0" w:name="_GoBack"/>
       <w:r>
         <w:rPr>
           <w:rFonts w:ascii="Arial" w:hAnsi="Arial" w:cs="Arial"/>
@@ -16698,7 +16762,6 @@
       </w:r>
       <w:proofErr w:type="spellEnd"/>
     </w:p>
-    <w:bookmarkEnd w:id="0"/>
     <w:p>
       <w:pPr>
         <w:pStyle w:val="2"/>
@@ -16981,6 +17044,119 @@
           <w:lang w:val="en-US"/>
         </w:rPr>
       </w:pPr>
+    </w:p>
+    <w:p>
+      <w:pPr>
+        <w:pStyle w:val="a4"/>
+        <w:rPr>
+          <w:lang w:val="en-US"/>
+        </w:rPr>
+      </w:pPr>
+    </w:p>
+    <w:p>
+      <w:pPr>
+        <w:pStyle w:val="a4"/>
+      </w:pPr>
+      <w:r>
+        <w:t>09 8</w:t>
+      </w:r>
+      <w:r>
+        <w:rPr>
+          <w:lang w:val="en-US"/>
+        </w:rPr>
+        <w:t>b</w:t>
+      </w:r>
+      <w:r>
+        <w:t xml:space="preserve"> 02 00 8</w:t>
+      </w:r>
+      <w:r>
+        <w:rPr>
+          <w:lang w:val="en-US"/>
+        </w:rPr>
+        <w:t>b</w:t>
+      </w:r>
+      <w:r>
+        <w:t xml:space="preserve"> 09 04 00 01 00</w:t>
+      </w:r>
+      <w:r>
+        <w:t xml:space="preserve">                  9 темп величина измерения (0)</w:t>
+      </w:r>
+    </w:p>
+    <w:p>
+      <w:pPr>
+        <w:pStyle w:val="a4"/>
+      </w:pPr>
+      <w:r>
+        <w:rPr>
+          <w:lang w:val="en-US"/>
+        </w:rPr>
+        <w:t xml:space="preserve">09 8c 02 00 8c 04 02 00 04 00 00 00 </w:t>
+      </w:r>
+      <w:proofErr w:type="gramStart"/>
+      <w:r>
+        <w:rPr>
+          <w:lang w:val="en-US"/>
+        </w:rPr>
+        <w:t>64</w:t>
+      </w:r>
+      <w:r>
+        <w:t xml:space="preserve">  4</w:t>
+      </w:r>
+      <w:proofErr w:type="gramEnd"/>
+      <w:r>
+        <w:t>- бат 100</w:t>
+      </w:r>
+    </w:p>
+    <w:p>
+      <w:pPr>
+        <w:pStyle w:val="a4"/>
+        <w:rPr>
+          <w:lang w:val="en-US"/>
+        </w:rPr>
+      </w:pPr>
+      <w:r>
+        <w:rPr>
+          <w:lang w:val="en-US"/>
+        </w:rPr>
+        <w:t>09 8e 02 00 8e 01 02 00 04 00 00 00 fa</w:t>
+      </w:r>
+      <w:r>
+        <w:rPr>
+          <w:lang w:val="en-US"/>
+        </w:rPr>
+        <w:t xml:space="preserve">   1 -</w:t>
+      </w:r>
+      <w:r>
+        <w:t>темп</w:t>
+      </w:r>
+      <w:r>
+        <w:rPr>
+          <w:lang w:val="en-US"/>
+        </w:rPr>
+        <w:t xml:space="preserve"> 250</w:t>
+      </w:r>
+    </w:p>
+    <w:p>
+      <w:pPr>
+        <w:pStyle w:val="a4"/>
+      </w:pPr>
+      <w:r>
+        <w:rPr>
+          <w:lang w:val="en-US"/>
+        </w:rPr>
+        <w:t>09 8f 02 00 8f 02 0</w:t>
+      </w:r>
+      <w:bookmarkStart w:id="0" w:name="_GoBack"/>
+      <w:bookmarkEnd w:id="0"/>
+      <w:r>
+        <w:rPr>
+          <w:lang w:val="en-US"/>
+        </w:rPr>
+        <w:t>2 00 04 00 00 00 22</w:t>
+      </w:r>
+      <w:r>
+        <w:t xml:space="preserve">     2 - 34 влажность</w:t>
+      </w:r>
     </w:p>
     <w:sectPr>
       <w:pgSz w:w="11906" w:h="16838"/>
